--- a/web-app/files/docx_templates/APUPZACB2.00313-02-15 - Aneks do Umowy o przyjm zapł (dod Cashback)_TEMPLATE.docx
+++ b/web-app/files/docx_templates/APUPZACB2.00313-02-15 - Aneks do Umowy o przyjm zapł (dod Cashback)_TEMPLATE.docx
@@ -41,7 +41,7 @@
           <w:szCs w:val="20"/>
           <w:lang w:val="pl-PL"/>
         </w:rPr>
-        <w:instrText xml:space="preserve"> MERGEFIELD $d.DataPodpisaniaAneksu \* MERGEFORMAT </w:instrText>
+        <w:instrText xml:space="preserve"> MERGEFIELD  $d.dataPodpisaniaAneksuPOZ  \* MERGEFORMAT </w:instrText>
       </w:r>
       <w:r>
         <w:rPr>
@@ -62,7 +62,7 @@
           <w:szCs w:val="20"/>
           <w:lang w:val="pl-PL"/>
         </w:rPr>
-        <w:t>«$d.DataPodpisaniaAneksu»</w:t>
+        <w:t>«$d.dataPodpisaniaAneksuPOZ»</w:t>
       </w:r>
       <w:r>
         <w:rPr>
@@ -74,6 +74,8 @@
         </w:rPr>
         <w:fldChar w:fldCharType="end"/>
       </w:r>
+      <w:bookmarkStart w:id="0" w:name="_GoBack"/>
+      <w:bookmarkEnd w:id="0"/>
     </w:p>
     <w:p>
       <w:pPr>
@@ -2789,8 +2791,6 @@
             </w:r>
           </w:p>
         </w:tc>
-        <w:bookmarkStart w:id="0" w:name="_GoBack"/>
-        <w:bookmarkEnd w:id="0"/>
       </w:tr>
       <w:tr>
         <w:trPr>
@@ -4427,7 +4427,7 @@
         <w:sz w:val="18"/>
         <w:szCs w:val="18"/>
       </w:rPr>
-      <w:t>2</w:t>
+      <w:t>1</w:t>
     </w:r>
     <w:r>
       <w:rPr>
@@ -4482,7 +4482,7 @@
         <w:sz w:val="18"/>
         <w:szCs w:val="18"/>
       </w:rPr>
-      <w:t>3</w:t>
+      <w:t>2</w:t>
     </w:r>
     <w:r>
       <w:rPr>
@@ -4631,7 +4631,7 @@
           <v:imagedata r:id="rId2" o:title=""/>
           <w10:wrap type="topAndBottom"/>
         </v:shape>
-        <o:OLEObject Type="Embed" ProgID="MSPhotoEd.3" ShapeID="_x0000_s2049" DrawAspect="Content" ObjectID="_1436691130" r:id="rId3"/>
+        <o:OLEObject Type="Embed" ProgID="MSPhotoEd.3" ShapeID="_x0000_s2049" DrawAspect="Content" ObjectID="_1437815013" r:id="rId3"/>
       </w:pict>
     </w:r>
   </w:p>
